--- a/anexe/Anexa_14.docx
+++ b/anexe/Anexa_14.docx
@@ -394,63 +394,14 @@
           <w:b w:val="0"/>
           <w:i w:val="0"/>
         </w:rPr>
-        <w:t xml:space="preserve"> imobilul nu se află în litigiu/se află în litigiu - cu imobilul ID </w:t>
+        <w:t xml:space="preserve"> </w:t>
       </w:r>
       <w:r>
         <w:rPr>
           <w:b w:val="0"/>
           <w:i w:val="0"/>
         </w:rPr>
-        <w:t>{{LIT_ID|...................}}</w:t>
-      </w:r>
-      <w:r>
-        <w:rPr>
-          <w:b w:val="0"/>
-          <w:i w:val="0"/>
-        </w:rPr>
-        <w:t xml:space="preserve">, nr. dosar </w:t>
-      </w:r>
-      <w:r>
-        <w:rPr>
-          <w:b w:val="0"/>
-          <w:i w:val="0"/>
-        </w:rPr>
-        <w:t>{{LIT_DOSAR|........................}}</w:t>
-      </w:r>
-      <w:r>
-        <w:rPr>
-          <w:b w:val="0"/>
-          <w:i w:val="0"/>
-        </w:rPr>
-        <w:t xml:space="preserve">, instanţa </w:t>
-      </w:r>
-      <w:r>
-        <w:rPr>
-          <w:b w:val="0"/>
-          <w:i w:val="0"/>
-        </w:rPr>
-        <w:t>{{LIT_INSTANTA|..................}}</w:t>
-      </w:r>
-      <w:r>
-        <w:rPr>
-          <w:b w:val="0"/>
-          <w:i w:val="0"/>
-        </w:rPr>
-        <w:t xml:space="preserve"> obiect </w:t>
-      </w:r>
-      <w:r>
-        <w:rPr>
-          <w:b w:val="0"/>
-          <w:i w:val="0"/>
-        </w:rPr>
-        <w:t>{{LIT_OBIECT|..................}}</w:t>
-      </w:r>
-      <w:r>
-        <w:rPr>
-          <w:b w:val="0"/>
-          <w:i w:val="0"/>
-        </w:rPr>
-        <w:t xml:space="preserve"> .</w:t>
+        <w:t>{{LIT_TEXT|imobilul nu se află în litigiu/se află în litigiu - cu imobilul ID ..................., nr. dosar ........................, instanţa .................. obiect .................. .}}</w:t>
       </w:r>
     </w:p>
     <w:p>
@@ -688,23 +639,7 @@
           <w:i w:val="0"/>
           <w:sz w:val="18"/>
         </w:rPr>
-        <w:t xml:space="preserve">În exercitarea drepturilor dumneavoastră prevăzute de Regulamentul (UE) 2016/679 al Parlamentului European şi al Consiliului din 27 aprilie 2016 privind protecţia persoanelor fizice în ceea ce priveşte prelucrarea datelor cu caracter personal şi privind libera circulaţie a acestor date şi de abrogare a Directivei 95/46/CE (Regulamentul general privind protecţia datelor), dar şi pentru orice alte informaţii suplimentare legate de protecţia datelor cu caracter personal, vă puteţi adresa responsabilului cu protecţia datelor, la adresa rpd_..........@ancpi.ro*), formulând o cerere scrisă, datată şi semnată, sau la telefon: </w:t>
-      </w:r>
-      <w:r>
-        <w:rPr>
-          <w:b w:val="0"/>
-          <w:i w:val="0"/>
-          <w:sz w:val="18"/>
-        </w:rPr>
-        <w:t>{{E_TEL|..................}}</w:t>
-      </w:r>
-      <w:r>
-        <w:rPr>
-          <w:b w:val="0"/>
-          <w:i w:val="0"/>
-          <w:sz w:val="18"/>
-        </w:rPr>
-        <w:t>*).</w:t>
+        <w:t>În exercitarea drepturilor dumneavoastră prevăzute de Regulamentul (UE) 2016/679 al Parlamentului European şi al Consiliului din 27 aprilie 2016 privind protecţia persoanelor fizice în ceea ce priveşte prelucrarea datelor cu caracter personal şi privind libera circulaţie a acestor date şi de abrogare a Directivei 95/46/CE (Regulamentul general privind protecţia datelor), dar şi pentru orice alte informaţii suplimentare legate de protecţia datelor cu caracter personal, vă puteţi adresa responsabilului cu protecţia datelor, la adresa rpd_..........@ancpi.ro*), formulând o cerere scrisă, datată şi semnată, sau la telefon: ..................*).</w:t>
       </w:r>
     </w:p>
     <w:p>
